--- a/texto-produtos.docx
+++ b/texto-produtos.docx
@@ -357,7 +357,7 @@
           <w:sz w:val="22"/>
           <w:shd w:fill="auto" w:val="clear"/>
         </w:rPr>
-        <w:t xml:space="preserve">Óleos perfumados para serem diluídos em água miscelar. Longa duração e fixação</w:t>
+        <w:t xml:space="preserve">Óleos perfumados diluídos em álcool etílico e água. Longa duração e fixação</w:t>
       </w:r>
     </w:p>
   </w:body>
